--- a/Tuan06/Tuan06.docx
+++ b/Tuan06/Tuan06.docx
@@ -252,7 +252,7 @@
       <w:r>
         <w:lastRenderedPageBreak/>
         <w:drawing>
-          <wp:inline distT="0" distB="0" distL="0" distR="0" wp14:anchorId="7CC842D0" wp14:editId="6BF57E29">
+          <wp:inline distT="0" distB="0" distL="0" distR="0" wp14:anchorId="6A56A45C" wp14:editId="59581811">
             <wp:extent cx="5943600" cy="2964180"/>
             <wp:effectExtent l="0" t="0" r="0" b="7620"/>
             <wp:docPr id="1490132886" name="Picture 1" descr="A screenshot of a computer&#10;&#10;AI-generated content may be incorrect."/>
@@ -276,6 +276,130 @@
                     <a:xfrm>
                       <a:off x="0" y="0"/>
                       <a:ext cx="5943600" cy="2964180"/>
+                    </a:xfrm>
+                    <a:prstGeom prst="rect">
+                      <a:avLst/>
+                    </a:prstGeom>
+                  </pic:spPr>
+                </pic:pic>
+              </a:graphicData>
+            </a:graphic>
+          </wp:inline>
+        </w:drawing>
+      </w:r>
+    </w:p>
+    <w:p>
+      <w:r>
+        <w:t>Bai03</w:t>
+      </w:r>
+    </w:p>
+    <w:p>
+      <w:r>
+        <w:drawing>
+          <wp:inline distT="0" distB="0" distL="0" distR="0" wp14:anchorId="71F6448D" wp14:editId="32DD9D54">
+            <wp:extent cx="5943600" cy="2973070"/>
+            <wp:effectExtent l="0" t="0" r="0" b="0"/>
+            <wp:docPr id="361954329" name="Picture 1" descr="A screenshot of a computer&#10;&#10;AI-generated content may be incorrect."/>
+            <wp:cNvGraphicFramePr>
+              <a:graphicFrameLocks xmlns:a="http://schemas.openxmlformats.org/drawingml/2006/main" noChangeAspect="1"/>
+            </wp:cNvGraphicFramePr>
+            <a:graphic xmlns:a="http://schemas.openxmlformats.org/drawingml/2006/main">
+              <a:graphicData uri="http://schemas.openxmlformats.org/drawingml/2006/picture">
+                <pic:pic xmlns:pic="http://schemas.openxmlformats.org/drawingml/2006/picture">
+                  <pic:nvPicPr>
+                    <pic:cNvPr id="361954329" name="Picture 1" descr="A screenshot of a computer&#10;&#10;AI-generated content may be incorrect."/>
+                    <pic:cNvPicPr/>
+                  </pic:nvPicPr>
+                  <pic:blipFill>
+                    <a:blip r:embed="rId10"/>
+                    <a:stretch>
+                      <a:fillRect/>
+                    </a:stretch>
+                  </pic:blipFill>
+                  <pic:spPr>
+                    <a:xfrm>
+                      <a:off x="0" y="0"/>
+                      <a:ext cx="5943600" cy="2973070"/>
+                    </a:xfrm>
+                    <a:prstGeom prst="rect">
+                      <a:avLst/>
+                    </a:prstGeom>
+                  </pic:spPr>
+                </pic:pic>
+              </a:graphicData>
+            </a:graphic>
+          </wp:inline>
+        </w:drawing>
+      </w:r>
+    </w:p>
+    <w:p/>
+    <w:p>
+      <w:r>
+        <w:lastRenderedPageBreak/>
+        <w:drawing>
+          <wp:inline distT="0" distB="0" distL="0" distR="0" wp14:anchorId="2EB00B03" wp14:editId="41C6659D">
+            <wp:extent cx="5943600" cy="2973070"/>
+            <wp:effectExtent l="0" t="0" r="0" b="0"/>
+            <wp:docPr id="1893219198" name="Picture 1" descr="A screenshot of a computer&#10;&#10;AI-generated content may be incorrect."/>
+            <wp:cNvGraphicFramePr>
+              <a:graphicFrameLocks xmlns:a="http://schemas.openxmlformats.org/drawingml/2006/main" noChangeAspect="1"/>
+            </wp:cNvGraphicFramePr>
+            <a:graphic xmlns:a="http://schemas.openxmlformats.org/drawingml/2006/main">
+              <a:graphicData uri="http://schemas.openxmlformats.org/drawingml/2006/picture">
+                <pic:pic xmlns:pic="http://schemas.openxmlformats.org/drawingml/2006/picture">
+                  <pic:nvPicPr>
+                    <pic:cNvPr id="1893219198" name="Picture 1" descr="A screenshot of a computer&#10;&#10;AI-generated content may be incorrect."/>
+                    <pic:cNvPicPr/>
+                  </pic:nvPicPr>
+                  <pic:blipFill>
+                    <a:blip r:embed="rId11"/>
+                    <a:stretch>
+                      <a:fillRect/>
+                    </a:stretch>
+                  </pic:blipFill>
+                  <pic:spPr>
+                    <a:xfrm>
+                      <a:off x="0" y="0"/>
+                      <a:ext cx="5943600" cy="2973070"/>
+                    </a:xfrm>
+                    <a:prstGeom prst="rect">
+                      <a:avLst/>
+                    </a:prstGeom>
+                  </pic:spPr>
+                </pic:pic>
+              </a:graphicData>
+            </a:graphic>
+          </wp:inline>
+        </w:drawing>
+      </w:r>
+    </w:p>
+    <w:p>
+      <w:r>
+        <w:drawing>
+          <wp:inline distT="0" distB="0" distL="0" distR="0" wp14:anchorId="130028CA" wp14:editId="7D9B8CE7">
+            <wp:extent cx="5943600" cy="2976245"/>
+            <wp:effectExtent l="0" t="0" r="0" b="0"/>
+            <wp:docPr id="540425855" name="Picture 1"/>
+            <wp:cNvGraphicFramePr>
+              <a:graphicFrameLocks xmlns:a="http://schemas.openxmlformats.org/drawingml/2006/main" noChangeAspect="1"/>
+            </wp:cNvGraphicFramePr>
+            <a:graphic xmlns:a="http://schemas.openxmlformats.org/drawingml/2006/main">
+              <a:graphicData uri="http://schemas.openxmlformats.org/drawingml/2006/picture">
+                <pic:pic xmlns:pic="http://schemas.openxmlformats.org/drawingml/2006/picture">
+                  <pic:nvPicPr>
+                    <pic:cNvPr id="540425855" name=""/>
+                    <pic:cNvPicPr/>
+                  </pic:nvPicPr>
+                  <pic:blipFill>
+                    <a:blip r:embed="rId12"/>
+                    <a:stretch>
+                      <a:fillRect/>
+                    </a:stretch>
+                  </pic:blipFill>
+                  <pic:spPr>
+                    <a:xfrm>
+                      <a:off x="0" y="0"/>
+                      <a:ext cx="5943600" cy="2976245"/>
                     </a:xfrm>
                     <a:prstGeom prst="rect">
                       <a:avLst/>

--- a/Tuan06/Tuan06.docx
+++ b/Tuan06/Tuan06.docx
@@ -376,10 +376,10 @@
     <w:p>
       <w:r>
         <w:drawing>
-          <wp:inline distT="0" distB="0" distL="0" distR="0" wp14:anchorId="130028CA" wp14:editId="7D9B8CE7">
+          <wp:inline distT="0" distB="0" distL="0" distR="0" wp14:anchorId="130028CA" wp14:editId="059A2464">
             <wp:extent cx="5943600" cy="2976245"/>
             <wp:effectExtent l="0" t="0" r="0" b="0"/>
-            <wp:docPr id="540425855" name="Picture 1"/>
+            <wp:docPr id="540425855" name="Picture 1" descr="A screenshot of a computer&#10;&#10;AI-generated content may be incorrect."/>
             <wp:cNvGraphicFramePr>
               <a:graphicFrameLocks xmlns:a="http://schemas.openxmlformats.org/drawingml/2006/main" noChangeAspect="1"/>
             </wp:cNvGraphicFramePr>
@@ -387,7 +387,7 @@
               <a:graphicData uri="http://schemas.openxmlformats.org/drawingml/2006/picture">
                 <pic:pic xmlns:pic="http://schemas.openxmlformats.org/drawingml/2006/picture">
                   <pic:nvPicPr>
-                    <pic:cNvPr id="540425855" name=""/>
+                    <pic:cNvPr id="540425855" name="Picture 1" descr="A screenshot of a computer&#10;&#10;AI-generated content may be incorrect."/>
                     <pic:cNvPicPr/>
                   </pic:nvPicPr>
                   <pic:blipFill>
@@ -400,6 +400,130 @@
                     <a:xfrm>
                       <a:off x="0" y="0"/>
                       <a:ext cx="5943600" cy="2976245"/>
+                    </a:xfrm>
+                    <a:prstGeom prst="rect">
+                      <a:avLst/>
+                    </a:prstGeom>
+                  </pic:spPr>
+                </pic:pic>
+              </a:graphicData>
+            </a:graphic>
+          </wp:inline>
+        </w:drawing>
+      </w:r>
+    </w:p>
+    <w:p>
+      <w:r>
+        <w:t>Bài 04</w:t>
+      </w:r>
+    </w:p>
+    <w:p>
+      <w:r>
+        <w:lastRenderedPageBreak/>
+        <w:drawing>
+          <wp:inline distT="0" distB="0" distL="0" distR="0" wp14:anchorId="63873ED9" wp14:editId="1E95EC7A">
+            <wp:extent cx="5943600" cy="2973070"/>
+            <wp:effectExtent l="0" t="0" r="0" b="0"/>
+            <wp:docPr id="522830252" name="Picture 1" descr="A screenshot of a computer&#10;&#10;AI-generated content may be incorrect."/>
+            <wp:cNvGraphicFramePr>
+              <a:graphicFrameLocks xmlns:a="http://schemas.openxmlformats.org/drawingml/2006/main" noChangeAspect="1"/>
+            </wp:cNvGraphicFramePr>
+            <a:graphic xmlns:a="http://schemas.openxmlformats.org/drawingml/2006/main">
+              <a:graphicData uri="http://schemas.openxmlformats.org/drawingml/2006/picture">
+                <pic:pic xmlns:pic="http://schemas.openxmlformats.org/drawingml/2006/picture">
+                  <pic:nvPicPr>
+                    <pic:cNvPr id="522830252" name="Picture 1" descr="A screenshot of a computer&#10;&#10;AI-generated content may be incorrect."/>
+                    <pic:cNvPicPr/>
+                  </pic:nvPicPr>
+                  <pic:blipFill>
+                    <a:blip r:embed="rId13"/>
+                    <a:stretch>
+                      <a:fillRect/>
+                    </a:stretch>
+                  </pic:blipFill>
+                  <pic:spPr>
+                    <a:xfrm>
+                      <a:off x="0" y="0"/>
+                      <a:ext cx="5943600" cy="2973070"/>
+                    </a:xfrm>
+                    <a:prstGeom prst="rect">
+                      <a:avLst/>
+                    </a:prstGeom>
+                  </pic:spPr>
+                </pic:pic>
+              </a:graphicData>
+            </a:graphic>
+          </wp:inline>
+        </w:drawing>
+      </w:r>
+    </w:p>
+    <w:p>
+      <w:r>
+        <w:drawing>
+          <wp:inline distT="0" distB="0" distL="0" distR="0" wp14:anchorId="477EEA52" wp14:editId="78B5B793">
+            <wp:extent cx="5943600" cy="2961005"/>
+            <wp:effectExtent l="0" t="0" r="0" b="0"/>
+            <wp:docPr id="748517482" name="Picture 1" descr="A screenshot of a computer&#10;&#10;AI-generated content may be incorrect."/>
+            <wp:cNvGraphicFramePr>
+              <a:graphicFrameLocks xmlns:a="http://schemas.openxmlformats.org/drawingml/2006/main" noChangeAspect="1"/>
+            </wp:cNvGraphicFramePr>
+            <a:graphic xmlns:a="http://schemas.openxmlformats.org/drawingml/2006/main">
+              <a:graphicData uri="http://schemas.openxmlformats.org/drawingml/2006/picture">
+                <pic:pic xmlns:pic="http://schemas.openxmlformats.org/drawingml/2006/picture">
+                  <pic:nvPicPr>
+                    <pic:cNvPr id="748517482" name="Picture 1" descr="A screenshot of a computer&#10;&#10;AI-generated content may be incorrect."/>
+                    <pic:cNvPicPr/>
+                  </pic:nvPicPr>
+                  <pic:blipFill>
+                    <a:blip r:embed="rId14"/>
+                    <a:stretch>
+                      <a:fillRect/>
+                    </a:stretch>
+                  </pic:blipFill>
+                  <pic:spPr>
+                    <a:xfrm>
+                      <a:off x="0" y="0"/>
+                      <a:ext cx="5943600" cy="2961005"/>
+                    </a:xfrm>
+                    <a:prstGeom prst="rect">
+                      <a:avLst/>
+                    </a:prstGeom>
+                  </pic:spPr>
+                </pic:pic>
+              </a:graphicData>
+            </a:graphic>
+          </wp:inline>
+        </w:drawing>
+      </w:r>
+    </w:p>
+    <w:p>
+      <w:r>
+        <w:lastRenderedPageBreak/>
+        <w:drawing>
+          <wp:inline distT="0" distB="0" distL="0" distR="0" wp14:anchorId="0DA5E8DA" wp14:editId="18EE8FED">
+            <wp:extent cx="5943600" cy="2970530"/>
+            <wp:effectExtent l="0" t="0" r="0" b="1270"/>
+            <wp:docPr id="460605081" name="Picture 1"/>
+            <wp:cNvGraphicFramePr>
+              <a:graphicFrameLocks xmlns:a="http://schemas.openxmlformats.org/drawingml/2006/main" noChangeAspect="1"/>
+            </wp:cNvGraphicFramePr>
+            <a:graphic xmlns:a="http://schemas.openxmlformats.org/drawingml/2006/main">
+              <a:graphicData uri="http://schemas.openxmlformats.org/drawingml/2006/picture">
+                <pic:pic xmlns:pic="http://schemas.openxmlformats.org/drawingml/2006/picture">
+                  <pic:nvPicPr>
+                    <pic:cNvPr id="460605081" name=""/>
+                    <pic:cNvPicPr/>
+                  </pic:nvPicPr>
+                  <pic:blipFill>
+                    <a:blip r:embed="rId15"/>
+                    <a:stretch>
+                      <a:fillRect/>
+                    </a:stretch>
+                  </pic:blipFill>
+                  <pic:spPr>
+                    <a:xfrm>
+                      <a:off x="0" y="0"/>
+                      <a:ext cx="5943600" cy="2970530"/>
                     </a:xfrm>
                     <a:prstGeom prst="rect">
                       <a:avLst/>

--- a/Tuan06/Tuan06.docx
+++ b/Tuan06/Tuan06.docx
@@ -500,10 +500,10 @@
       <w:r>
         <w:lastRenderedPageBreak/>
         <w:drawing>
-          <wp:inline distT="0" distB="0" distL="0" distR="0" wp14:anchorId="0DA5E8DA" wp14:editId="18EE8FED">
+          <wp:inline distT="0" distB="0" distL="0" distR="0" wp14:anchorId="0DA5E8DA" wp14:editId="2A5798FB">
             <wp:extent cx="5943600" cy="2970530"/>
             <wp:effectExtent l="0" t="0" r="0" b="1270"/>
-            <wp:docPr id="460605081" name="Picture 1"/>
+            <wp:docPr id="460605081" name="Picture 1" descr="A screenshot of a computer&#10;&#10;AI-generated content may be incorrect."/>
             <wp:cNvGraphicFramePr>
               <a:graphicFrameLocks xmlns:a="http://schemas.openxmlformats.org/drawingml/2006/main" noChangeAspect="1"/>
             </wp:cNvGraphicFramePr>
@@ -511,7 +511,7 @@
               <a:graphicData uri="http://schemas.openxmlformats.org/drawingml/2006/picture">
                 <pic:pic xmlns:pic="http://schemas.openxmlformats.org/drawingml/2006/picture">
                   <pic:nvPicPr>
-                    <pic:cNvPr id="460605081" name=""/>
+                    <pic:cNvPr id="460605081" name="Picture 1" descr="A screenshot of a computer&#10;&#10;AI-generated content may be incorrect."/>
                     <pic:cNvPicPr/>
                   </pic:nvPicPr>
                   <pic:blipFill>
